--- a/docs/毕业论文绪论.docx
+++ b/docs/毕业论文绪论.docx
@@ -4,15 +4,13 @@
   <w:body>
     <w:p>
       <w:pPr>
-        <w:pStyle w:val="Heading1"/>
-        <w:ind w:firstLine="0"/>
+        <w:spacing w:before="240" w:after="120" w:line="360" w:lineRule="auto"/>
         <w:jc w:val="left"/>
       </w:pPr>
       <w:r>
         <w:rPr>
           <w:rFonts w:ascii="黑体" w:hAnsi="黑体" w:eastAsia="黑体"/>
           <w:b/>
-          <w:color w:val="000000"/>
           <w:sz w:val="32"/>
         </w:rPr>
         <w:t>1 绪论</w:t>
@@ -20,15 +18,13 @@
     </w:p>
     <w:p>
       <w:pPr>
-        <w:pStyle w:val="Heading2"/>
-        <w:ind w:firstLine="0"/>
+        <w:spacing w:before="240" w:after="120" w:line="360" w:lineRule="auto"/>
         <w:jc w:val="left"/>
       </w:pPr>
       <w:r>
         <w:rPr>
           <w:rFonts w:ascii="黑体" w:hAnsi="黑体" w:eastAsia="黑体"/>
           <w:b/>
-          <w:color w:val="000000"/>
           <w:sz w:val="28"/>
         </w:rPr>
         <w:t>1.1 课题研究的背景及意义</w:t>
@@ -36,15 +32,13 @@
     </w:p>
     <w:p>
       <w:pPr>
-        <w:pStyle w:val="Heading3"/>
-        <w:ind w:firstLine="0"/>
+        <w:spacing w:before="240" w:after="120" w:line="360" w:lineRule="auto"/>
         <w:jc w:val="left"/>
       </w:pPr>
       <w:r>
         <w:rPr>
           <w:rFonts w:ascii="黑体" w:hAnsi="黑体" w:eastAsia="黑体"/>
           <w:b/>
-          <w:color w:val="000000"/>
           <w:sz w:val="26"/>
         </w:rPr>
         <w:t>1.1.1 课题背景</w:t>
@@ -52,119 +46,55 @@
     </w:p>
     <w:p>
       <w:pPr>
-        <w:spacing w:line="360" w:lineRule="auto"/>
+        <w:spacing w:line="360" w:lineRule="auto" w:after="0" w:before="0"/>
         <w:ind w:firstLine="420"/>
+        <w:jc w:val="both"/>
       </w:pPr>
       <w:r>
         <w:rPr>
           <w:rFonts w:ascii="宋体" w:hAnsi="宋体" w:eastAsia="宋体"/>
           <w:sz w:val="24"/>
         </w:rPr>
-        <w:t>伴随我国经济社会的快速发展和新型城镇化建设的持续推进，大量农村人口向城市转移，城市人口规模不断攀升。与此同时，高校毕业生数量逐年增长，年轻劳动力在就业初期普遍面临购房能力不足的现实困境，租房成为其解决居住问题的首要选择。根据住房和城乡建设部2024年发布的统计数据，全国租房人口总量已突破2.6亿，其中"90后"和"00后"群体占比超过六成，住房租赁市场的体量和活跃度均处于历史高位。</w:t>
+        <w:t>伴随我国城镇化建设不断深入，大量劳动力向城市集聚，住房租赁需求随之水涨船高。住建部2024年发布的统计报告表明，全国租房群体规模已突破2.6亿，其中"90后""00后"占比超过六成。然而，在这一庞大市场背后，传统租赁模式暴露出诸多弊病。在许多城市——无论一线还是三四线——房东仍然依赖在街头张贴"出租"字条、在朋友圈发布信息等方式招徕租客，信息传播效率低下，双方沟通成本居高不下。</w:t>
       </w:r>
     </w:p>
     <w:p>
       <w:pPr>
-        <w:spacing w:line="360" w:lineRule="auto"/>
+        <w:spacing w:line="360" w:lineRule="auto" w:after="0" w:before="0"/>
         <w:ind w:firstLine="420"/>
+        <w:jc w:val="both"/>
       </w:pPr>
       <w:r>
         <w:rPr>
           <w:rFonts w:ascii="宋体" w:hAnsi="宋体" w:eastAsia="宋体"/>
           <w:sz w:val="24"/>
         </w:rPr>
-        <w:t>然而，在市场规模持续膨胀的同时，传统租赁模式暴露出的深层次问题也日益凸显。在大多数城市的实际租赁场景中，无论是繁华的中心城区还是城中村、老旧社区，房源信息的传播仍然高度依赖线下方式——房东在楼道张贴纸质出租告示，或在微信朋友圈发布简短的招租信息。这种粗放的信息发布方式，直接导致了供需双方之间严重的信息不对称：租客难以全面获取周边可选房源，房东也无法高效触达潜在租客。</w:t>
+        <w:t>与此同时，现有互联网租赁平台虽然在房源聚合和展示层面做出了一定努力，但在关键信息披露上仍存在明显不足。以贝壳、自如等头部平台为例，房源页面通常不会对"一手房东直租""二手房东转租"以及"中介代管"三种截然不同的出租身份做出醒目区分，租客在浏览房源时很难迅速判断对方身份，由此产生的信息差直接影响租住决策。此外，水费、电费、燃气费等日常生活开支的计价方式在多数平台上缺乏统一标注，租客入住后才发觉实际费用与预期不符的情况屡见不鲜，纠纷因此频发。中国消费者协会发布的《2023年住房租赁服务投诉分析报告》显示，涉及虚假房源、费用欺诈和合同陷阱的投诉量同比上升37%，青年群体投诉占比高达68%。</w:t>
       </w:r>
     </w:p>
     <w:p>
       <w:pPr>
-        <w:spacing w:line="360" w:lineRule="auto"/>
+        <w:spacing w:line="360" w:lineRule="auto" w:after="0" w:before="0"/>
         <w:ind w:firstLine="420"/>
+        <w:jc w:val="both"/>
       </w:pPr>
       <w:r>
         <w:rPr>
           <w:rFonts w:ascii="宋体" w:hAnsi="宋体" w:eastAsia="宋体"/>
           <w:sz w:val="24"/>
         </w:rPr>
-        <w:t>信息不对称的问题不仅体现在房源获取渠道的单一上，更深层次地反映在房东身份识别这一关键环节。当前包括贝壳找房、安居客在内的主流租赁平台，虽然在房源聚合方面具备一定优势，但在房源发布者的身份属性标注方面存在明显缺陷。平台上的房源信息并未对"一手房东"（即产权所有人直租）、"二手房东"（即承租人转租）以及"持牌中介"三类发布主体进行清晰区分。这种身份信息的模糊化处理，使得租客在浏览房源时难以准确判断自己即将面对的交易对手究竟是谁，进而无法合理评估潜在的交易风险。实际案例中，不少租客误将中介房源当作房东直租，最终支付了高额的服务费用；也有租客在签署合同后才发现对方只是二手房东，当原始租约到期后面临被迫搬离的困境。</w:t>
+        <w:t>在技术层面，近年来Spring Boot、Vue等主流开发框架日趋成熟，协同过滤等推荐算法和Activiti等流程引擎也在各类互联网平台中得到广泛验证，这为构建一套兼顾信息透明与智能服务的房屋租赁系统提供了坚实的技术基础。因此，本课题拟基于Spring Boot与Vue技术栈，设计并实现一个面向国内市场的房屋租赁平台，力求在房东身份标识、费用结构公示、智能推荐匹配、流程自动审批及合同风险预警等环节实现系统性改进。</w:t>
       </w:r>
     </w:p>
     <w:p>
       <w:pPr>
-        <w:spacing w:line="360" w:lineRule="auto"/>
-        <w:ind w:firstLine="420"/>
-      </w:pPr>
-      <w:r>
-        <w:rPr>
-          <w:rFonts w:ascii="宋体" w:hAnsi="宋体" w:eastAsia="宋体"/>
-          <w:sz w:val="24"/>
-        </w:rPr>
-        <w:t>与此同时，生活费用信息的不透明是困扰租客的另一重大痛点。水费、电费、燃气费、物业费和网络费等与日常居住密切相关的支出项目，在绝大多数租赁平台的房源信息中要么完全缺失，要么含混不清。李思涵（2023）的实证调研揭示了一个令人担忧的事实：在受访的青年租客群体中，超过七成的人曾因水电费的具体计价方式不明确而产生了超出预期的额外支出。部分房东对商用电价与民用电价不作说明，或者将公共区域的水电费用分摊到个人账单中，这类做法不仅增加了租客的经济负担，也极易引发租赁双方之间的矛盾和纠纷。</w:t>
-      </w:r>
-    </w:p>
-    <w:p>
-      <w:pPr>
-        <w:spacing w:line="360" w:lineRule="auto"/>
-        <w:ind w:firstLine="420"/>
-      </w:pPr>
-      <w:r>
-        <w:rPr>
-          <w:rFonts w:ascii="宋体" w:hAnsi="宋体" w:eastAsia="宋体"/>
-          <w:sz w:val="24"/>
-        </w:rPr>
-        <w:t>除了信息层面的问题，传统租赁流程在规范性和效率方面同样存在较大的改进空间。线下签订纸质合同的方式既不便于保存和查阅，也缺乏有效的法律条款审查机制。中国消费者协会2023年发布的住房租赁服务投诉分析报告显示，当年涉及虚假房源、费用欺诈及合同陷阱的投诉量较上一年度同比增长了37%，其中青年群体投诉占比高达68%。不少租赁合同中存在押金退还条件约定模糊、维修责任划分缺失、违约条款单方面倾斜等隐蔽风险，而普通租客通常不具备足够的法律素养来识别这些问题，往往在发生纠纷后才后知后觉。</w:t>
-      </w:r>
-    </w:p>
-    <w:p>
-      <w:pPr>
-        <w:spacing w:line="360" w:lineRule="auto"/>
-        <w:ind w:firstLine="420"/>
-      </w:pPr>
-      <w:r>
-        <w:rPr>
-          <w:rFonts w:ascii="宋体" w:hAnsi="宋体" w:eastAsia="宋体"/>
-          <w:sz w:val="24"/>
-        </w:rPr>
-        <w:t>在技术发展层面，近年来以Spring Boot为代表的轻量级企业应用开发框架日趋成熟，Vue.js等前端渐进式框架在构建交互体验良好的单页面应用方面表现优异，MySQL在关系型数据存储方面依然稳定可靠。同时，Activiti等开源工作流引擎为业务流程的自动化审批提供了成熟的技术方案，RabbitMQ等消息中间件在异步解耦和消息通知场景中被广泛采用，Redis缓存技术在高并发数据访问场景下能够显著提升系统响应速度。这些技术栈的成熟和普及，为构建一个功能完善、性能可靠的现代化租赁平台奠定了坚实的技术基础。</w:t>
-      </w:r>
-    </w:p>
-    <w:p>
-      <w:pPr>
-        <w:spacing w:line="360" w:lineRule="auto"/>
-        <w:ind w:firstLine="420"/>
-      </w:pPr>
-      <w:r>
-        <w:rPr>
-          <w:rFonts w:ascii="宋体" w:hAnsi="宋体" w:eastAsia="宋体"/>
-          <w:sz w:val="24"/>
-        </w:rPr>
-        <w:t>与此同时，人工智能和数据分析技术在推荐系统领域取得了长足进步。基于协同过滤的推荐算法能够通过分析具有相似行为模式的用户群体，发现当前用户可能感兴趣的目标房源；基于内容相似度的推荐策略则侧重于对房源自身属性标签与用户偏好之间的匹配计算。将这两种思路进行有机融合，构建混合推荐引擎，可以在很大程度上解决传统筛选模式效率低下的弊病，帮助租客更加精准地找到符合自身需求的房源。</w:t>
-      </w:r>
-    </w:p>
-    <w:p>
-      <w:pPr>
-        <w:spacing w:line="360" w:lineRule="auto"/>
-        <w:ind w:firstLine="420"/>
-      </w:pPr>
-      <w:r>
-        <w:rPr>
-          <w:rFonts w:ascii="宋体" w:hAnsi="宋体" w:eastAsia="宋体"/>
-          <w:sz w:val="24"/>
-        </w:rPr>
-        <w:t>综合来看，传统房屋租赁市场在房东身份标识、费用信息披露、交易流程规范化、供需匹配效率等多个维度均存在显著不足。而当下主流技术栈的成熟程度，使得从系统工程的角度出发，设计并实现一个集信息透明、流程自动化、智能推荐于一体的综合性房屋租赁平台成为可能。正是在这一现实需求与技术条件相互交汇的背景下，本课题提出了基于Spring Boot技术栈的房屋租赁系统的设计与实现方案。</w:t>
-      </w:r>
-    </w:p>
-    <w:p>
-      <w:pPr>
-        <w:pStyle w:val="Heading3"/>
-        <w:ind w:firstLine="0"/>
+        <w:spacing w:before="240" w:after="120" w:line="360" w:lineRule="auto"/>
         <w:jc w:val="left"/>
       </w:pPr>
       <w:r>
         <w:rPr>
           <w:rFonts w:ascii="黑体" w:hAnsi="黑体" w:eastAsia="黑体"/>
           <w:b/>
-          <w:color w:val="000000"/>
           <w:sz w:val="26"/>
         </w:rPr>
         <w:t>1.1.2 项目的意义</w:t>
@@ -172,106 +102,198 @@
     </w:p>
     <w:p>
       <w:pPr>
-        <w:spacing w:line="360" w:lineRule="auto"/>
+        <w:spacing w:line="360" w:lineRule="auto" w:after="0" w:before="0"/>
         <w:ind w:firstLine="420"/>
+        <w:jc w:val="both"/>
       </w:pPr>
       <w:r>
         <w:rPr>
           <w:rFonts w:ascii="宋体" w:hAnsi="宋体" w:eastAsia="宋体"/>
           <w:sz w:val="24"/>
         </w:rPr>
-        <w:t>本项目的研究与实现具有多层面的现实价值和学术意义。从实际应用的角度出发，系统直接回应了当前租赁市场中最为突出的几项痛点问题，力图通过技术手段构建一个更加公平、透明和高效的租赁生态环境。</w:t>
+        <w:t>从用户角度来看，租客群体迫切需要一个能够提供真实、透明房源信息的平台。通过在前端界面强制展示房东类型（一手房东、二手房东、持牌中介）以及水、电、燃气、物业、网络五项基础生活费用的计价标准，可以有效消除信息盲区，帮助租客在签约前即对租住成本形成准确预期。房东一方同样可以借助系统完成房源发布、租赁申请审批和收益管理等操作，提升管理效率。</w:t>
       </w:r>
     </w:p>
     <w:p>
       <w:pPr>
-        <w:spacing w:line="360" w:lineRule="auto"/>
+        <w:spacing w:line="360" w:lineRule="auto" w:after="0" w:before="0"/>
         <w:ind w:firstLine="420"/>
+        <w:jc w:val="both"/>
       </w:pPr>
       <w:r>
         <w:rPr>
           <w:rFonts w:ascii="宋体" w:hAnsi="宋体" w:eastAsia="宋体"/>
           <w:sz w:val="24"/>
         </w:rPr>
-        <w:t>第一，在消除信息差方面，本系统创新性地提出了"三类房东与五项费用"双透明模型。所谓"三类房东"，是指系统在房源发布和展示环节，强制要求对发布者的身份属性进行明确标注，将其划分为一手房东（产权所有人直租）、二手房东（承租人转租）和持牌中介三种类型，并在房源详情页面以显著的视觉标识加以呈现。这一机制从源头上杜绝了身份混淆的可能性，使租客在浏览房源的第一时间就能清楚地了解交易对手的身份属性，从而做出更加理性的决策判断。"五项费用"则是指系统要求房东在发布房源时，必须填写水费、电费、燃气费、物业费和网络费等五项基础生活费用的具体计价方式和历史参考均值。这些信息将在房源详情中统一展示，帮助租客在签约前就能对入住后的实际生活成本形成准确的预期，有效避免因费用标准不明确而产生的后续纠纷。</w:t>
+        <w:t>从行业角度来看，本系统引入基于用户画像与房源标签的混合推荐算法，将协同过滤与内容相似度计算相结合，能够提高房源与租客之间的匹配精度，减少无效沟通。同时，集成Activiti流程引擎驱动房源审核、合同签署等关键节点的自动化流转，并借助RabbitMQ实现预约确认、合同状态变更等异步消息推送，有助于规范业务流程、降低交易风险。此外，轻量级合同风控模块能够基于预设规则库自动检测"押金退还条件模糊""违约责任缺失"等高风险条款并发出预警，保护双方合法权益。</w:t>
       </w:r>
     </w:p>
     <w:p>
       <w:pPr>
-        <w:spacing w:line="360" w:lineRule="auto"/>
+        <w:spacing w:line="360" w:lineRule="auto" w:after="0" w:before="0"/>
         <w:ind w:firstLine="420"/>
+        <w:jc w:val="both"/>
       </w:pPr>
       <w:r>
         <w:rPr>
           <w:rFonts w:ascii="宋体" w:hAnsi="宋体" w:eastAsia="宋体"/>
           <w:sz w:val="24"/>
         </w:rPr>
-        <w:t>第二，在提升交易流程规范性方面，本系统引入了Activiti工作流引擎来驱动房源上架审核、租赁合同签署等关键业务节点的自动化审批。传统模式下，房源信息的发布往往缺乏有效审核，虚假房源和违规信息屡禁不止。通过流程引擎的介入，每一条新发布的房源信息都需要经过管理员的审核确认后方可对外展示，从制度和技术的双重层面保障了平台信息的真实性。同时，合同签署流程也被纳入自动化审批体系，每个关键环节的操作都有明确的时间记录和状态追踪，使得整个租赁交易过程有据可查、有迹可循，大大降低了交易风险。</w:t>
+        <w:t>从学术角度来看，本课题将Spring Boot、Vue、MySQL、Redis、RabbitMQ、Activiti等多种技术组件整合到一个完整的租赁业务场景中，探索了"可信信息+智能服务"双轮驱动的平台建设思路，对于推动租赁行业的数字化转型和信息化升级具有一定参考价值。</w:t>
       </w:r>
     </w:p>
     <w:p>
       <w:pPr>
-        <w:spacing w:line="360" w:lineRule="auto"/>
+        <w:spacing w:before="240" w:after="120" w:line="360" w:lineRule="auto"/>
+        <w:jc w:val="left"/>
+      </w:pPr>
+      <w:r>
+        <w:rPr>
+          <w:rFonts w:ascii="黑体" w:hAnsi="黑体" w:eastAsia="黑体"/>
+          <w:b/>
+          <w:sz w:val="28"/>
+        </w:rPr>
+        <w:t>1.2 与本课题相关的国内外现状</w:t>
+      </w:r>
+    </w:p>
+    <w:p>
+      <w:pPr>
+        <w:spacing w:line="360" w:lineRule="auto" w:after="0" w:before="0"/>
         <w:ind w:firstLine="420"/>
+        <w:jc w:val="both"/>
       </w:pPr>
       <w:r>
         <w:rPr>
           <w:rFonts w:ascii="宋体" w:hAnsi="宋体" w:eastAsia="宋体"/>
           <w:sz w:val="24"/>
         </w:rPr>
-        <w:t>第三，在保障合同安全方面，系统设计了一套基于规则匹配的轻量级合同风控模块。该模块内置了一组针对租赁合同常见风险条款的检测规则，能够在合同生成或上传后自动扫描文本内容，识别出诸如"押金超过两个月租金""未明确约定维修责任归属""违约金比例过高"等潜在的不公平或高风险条款，并以醒目的方式向租赁双方进行风险提示。这一功能弥补了普通租客在法律知识方面的短板，帮助其在签约前充分了解合同中可能存在的不利条款，从而更好地维护自身合法权益。值得注意的是，该风控模块采用的是预定义规则库而非复杂的自然语言处理模型，这使得系统在保持较高风险覆盖率的同时，也具备了较低的部署和运维成本，更加适合实际的工程落地场景。</w:t>
+        <w:t>国内方面，自如、贝壳、安居客等平台在房源聚合和线上签约方面积累了较为丰富的实践经验，但在信息披露层面仍有欠缺。张明远与赵雪梅（2024）研究指出，贝壳等平台对转租与中介代管情形缺乏有效标识，易引发租客误判[1]。李思涵（2023）通过实证调研发现，超过七成青年租客因水电计费方式不透明而产生额外支出[2]。在技术研究方面，高翔与杨帆（2023）提出融合协同过滤与内容相似度的混合推荐模型，在租房场景中取得了较好的匹配效果[4]；林俊杰（2022）探讨了Activiti流程引擎在O2O平台审批场景中的应用[6]；徐海涛（2024）设计了一套基于规则匹配的轻量级合同风控规则库，能够在不借助复杂NLP模型的前提下识别常见风险条款[3]。然而，上述研究大多聚焦于单一功能模块，尚未形成集房东身份透明化、费用标准化、智能推荐和合同风控于一体的完整方案。</w:t>
       </w:r>
     </w:p>
     <w:p>
       <w:pPr>
-        <w:spacing w:line="360" w:lineRule="auto"/>
+        <w:spacing w:line="360" w:lineRule="auto" w:after="0" w:before="0"/>
         <w:ind w:firstLine="420"/>
+        <w:jc w:val="both"/>
       </w:pPr>
       <w:r>
         <w:rPr>
           <w:rFonts w:ascii="宋体" w:hAnsi="宋体" w:eastAsia="宋体"/>
           <w:sz w:val="24"/>
         </w:rPr>
-        <w:t>第四，在优化供需匹配效率方面，本系统构建了融合协同过滤与内容相似度的混合推荐引擎。系统通过持续采集和分析用户的浏览、收藏、下单等行为数据，动态构建用户兴趣画像和偏好标签体系。在此基础上，推荐算法一方面从行为模式相似的用户群体中挖掘潜在的兴趣房源，另一方面将房源的结构化属性标签（如地理位置、户型面积、装修风格、房东类型等）与用户画像进行多维度匹配，最终生成个性化的房源推荐列表。相比于传统的关键词搜索和条件筛选方式，这种智能推荐机制能够帮助租客发现更多潜在的优质房源选择，同时也为房东的房源曝光提供了更加精准的渠道。</w:t>
+        <w:t>国外方面，Zillow、Airbnb、ImmobilienScout24等平台在房源推荐和信用体系建设方面走在前列。Chen等（2023）在Zillow平台上引入图神经网络对用户与房源关系进行建模，推荐准确率得到显著提升[16]。Müller与Schmidt（2024）开发了基于规则引擎的租赁合同审查工具，可自动标记押金过高、维修责任缺失等不公平条款，并在柏林进行了试点[17]。Tan等（2023）提出的可信房东认证体系通过对接政府产权数据库验证房东身份，使欺诈风险下降了41%[18]。不过，这些方案多依赖较高成本的基础设施（如政府数据接口、大规模算力），在国内现有条件下直接移植存在适配性困难。总体而言，当前国内外在信息透明机制与智能服务手段的深度融合方面仍有较大的探索空间。</w:t>
       </w:r>
     </w:p>
     <w:p>
       <w:pPr>
-        <w:spacing w:line="360" w:lineRule="auto"/>
+        <w:spacing w:before="240" w:after="120" w:line="360" w:lineRule="auto"/>
+        <w:jc w:val="left"/>
+      </w:pPr>
+      <w:r>
+        <w:rPr>
+          <w:rFonts w:ascii="黑体" w:hAnsi="黑体" w:eastAsia="黑体"/>
+          <w:b/>
+          <w:sz w:val="28"/>
+        </w:rPr>
+        <w:t>1.3 论文组织</w:t>
+      </w:r>
+    </w:p>
+    <w:p>
+      <w:pPr>
+        <w:spacing w:line="360" w:lineRule="auto" w:after="0" w:before="0"/>
         <w:ind w:firstLine="420"/>
+        <w:jc w:val="both"/>
       </w:pPr>
       <w:r>
         <w:rPr>
           <w:rFonts w:ascii="宋体" w:hAnsi="宋体" w:eastAsia="宋体"/>
           <w:sz w:val="24"/>
         </w:rPr>
-        <w:t>第五，在系统通信架构方面，本项目采用RabbitMQ消息队列来实现各类业务通知的异步推送。包括看房预约确认、合同状态变更提醒、审批结果通知等在内的消息流，都通过消息队列进行解耦处理。这种异步通信机制不仅保证了用户能够及时获知各项业务进展，也有效降低了核心业务逻辑与通知服务之间的耦合度，提高了系统整体的可伸缩性和稳定性。</w:t>
+        <w:t>本文共分为六章，具体安排如下：</w:t>
       </w:r>
     </w:p>
     <w:p>
       <w:pPr>
-        <w:spacing w:line="360" w:lineRule="auto"/>
+        <w:spacing w:line="360" w:lineRule="auto" w:after="0" w:before="0"/>
         <w:ind w:firstLine="420"/>
+        <w:jc w:val="both"/>
       </w:pPr>
       <w:r>
         <w:rPr>
           <w:rFonts w:ascii="宋体" w:hAnsi="宋体" w:eastAsia="宋体"/>
           <w:sz w:val="24"/>
         </w:rPr>
-        <w:t>从学术研究的角度来看，本课题的价值体现在以下几个方面。首先，本系统将Spring Boot、Vue、MySQL、Redis、Activiti、RabbitMQ等多种主流技术进行深度整合，探索了这些技术在租赁O2O场景下的协同应用模式，为同类系统的技术选型和架构设计提供了可参考的工程实践。其次，"三类房东与五项费用"双透明模型的提出，是对租赁平台信息披露机制的一次有益探索，为后续研究如何通过界面设计和信息架构来减少市场信息不对称提供了具体的思路和方案。再次，混合推荐算法在租赁场景中的应用与效果验证，丰富了推荐系统在垂直行业落地的实证案例。最后，基于规则匹配的轻量级合同风控方案，为在工程资源有限的条件下实现合同风险前置预警提供了一种务实且可行的技术路径。</w:t>
+        <w:t>第一章为绪论，介绍课题的研究背景、项目意义以及国内外相关研究现状，并说明论文的整体结构。</w:t>
       </w:r>
     </w:p>
     <w:p>
       <w:pPr>
-        <w:spacing w:line="360" w:lineRule="auto"/>
+        <w:spacing w:line="360" w:lineRule="auto" w:after="0" w:before="0"/>
         <w:ind w:firstLine="420"/>
+        <w:jc w:val="both"/>
       </w:pPr>
       <w:r>
         <w:rPr>
           <w:rFonts w:ascii="宋体" w:hAnsi="宋体" w:eastAsia="宋体"/>
           <w:sz w:val="24"/>
         </w:rPr>
-        <w:t>从行业发展的宏观视角而言，本系统的设计理念和实现方案契合了国家关于规范住房租赁市场、保障租客权益的政策方向。系统所倡导的信息公开透明、流程规范可追溯、服务智能化等核心原则，有助于推动整个租赁行业向数字化、标准化和规范化方向转型升级。通过技术手段降低信息获取成本、提高交易安全性、优化资源配置效率，对于构建一个更加健康有序的租赁市场生态系统具有积极的促进作用。</w:t>
+        <w:t>第二章为相关技术介绍，对系统开发所涉及的Spring Boot、Vue、MyBatis-Plus、MySQL、Redis、RabbitMQ、Activiti等关键技术进行概述。</w:t>
+      </w:r>
+    </w:p>
+    <w:p>
+      <w:pPr>
+        <w:spacing w:line="360" w:lineRule="auto" w:after="0" w:before="0"/>
+        <w:ind w:firstLine="420"/>
+        <w:jc w:val="both"/>
+      </w:pPr>
+      <w:r>
+        <w:rPr>
+          <w:rFonts w:ascii="宋体" w:hAnsi="宋体" w:eastAsia="宋体"/>
+          <w:sz w:val="24"/>
+        </w:rPr>
+        <w:t>第三章为系统需求分析，从用户需求和功能需求两个维度展开，明确系统的业务范围和功能边界。</w:t>
+      </w:r>
+    </w:p>
+    <w:p>
+      <w:pPr>
+        <w:spacing w:line="360" w:lineRule="auto" w:after="0" w:before="0"/>
+        <w:ind w:firstLine="420"/>
+        <w:jc w:val="both"/>
+      </w:pPr>
+      <w:r>
+        <w:rPr>
+          <w:rFonts w:ascii="宋体" w:hAnsi="宋体" w:eastAsia="宋体"/>
+          <w:sz w:val="24"/>
+        </w:rPr>
+        <w:t>第四章为系统设计，包括总体架构设计、功能模块划分、数据库设计以及核心业务流程设计。</w:t>
+      </w:r>
+    </w:p>
+    <w:p>
+      <w:pPr>
+        <w:spacing w:line="360" w:lineRule="auto" w:after="0" w:before="0"/>
+        <w:ind w:firstLine="420"/>
+        <w:jc w:val="both"/>
+      </w:pPr>
+      <w:r>
+        <w:rPr>
+          <w:rFonts w:ascii="宋体" w:hAnsi="宋体" w:eastAsia="宋体"/>
+          <w:sz w:val="24"/>
+        </w:rPr>
+        <w:t>第五章为系统实现与测试，展示各功能模块的具体实现过程，并对系统进行功能测试与性能测试。</w:t>
+      </w:r>
+    </w:p>
+    <w:p>
+      <w:pPr>
+        <w:spacing w:line="360" w:lineRule="auto" w:after="0" w:before="0"/>
+        <w:ind w:firstLine="420"/>
+        <w:jc w:val="both"/>
+      </w:pPr>
+      <w:r>
+        <w:rPr>
+          <w:rFonts w:ascii="宋体" w:hAnsi="宋体" w:eastAsia="宋体"/>
+          <w:sz w:val="24"/>
+        </w:rPr>
+        <w:t>第六章为总结与展望，回顾全文工作，总结研究成果，分析不足之处并提出未来改进方向。</w:t>
       </w:r>
     </w:p>
     <w:sectPr>
@@ -648,8 +670,7 @@
     <w:qFormat/>
     <w:rsid w:val="00FC693F"/>
     <w:pPr>
-      <w:spacing w:line="360" w:lineRule="auto"/>
-      <w:ind w:firstLine="420"/>
+      <w:spacing w:line="360" w:lineRule="auto" w:after="0" w:before="0"/>
     </w:pPr>
     <w:rPr>
       <w:rFonts w:ascii="宋体" w:hAnsi="宋体" w:eastAsia="宋体"/>

--- a/docs/毕业论文绪论.docx
+++ b/docs/毕业论文绪论.docx
@@ -199,10 +199,7 @@
         </w:rPr>
       </w:pPr>
       <w:r>
-        <w:rPr>
-          <w:lang w:eastAsia="zh-CN"/>
-        </w:rPr>
-        <w:t>国内方面，自如、贝壳、安居客等平台在房源聚合和线上签约方面积累了较为丰富的实践经验，但在信息披露层面仍有欠缺。张明远与赵雪梅（2024）研究指出，贝壳等平台对转租与中介代管情形缺乏有效标识，易引发租客误判[1]。李思涵（2023）通过实证调研发现，超过七成青年租客因水电计费方式不透明而产生额外支出[2]。在技术研究方面，高翔与杨帆（2023）提出融合协同过滤与内容相似度的混合推荐模型，在租房场景中取得了较好的匹配效果[4]；林俊杰（2022）探讨了Activiti流程引擎在O2O平台审批场景中的应用[6]；徐海涛（2024）设计了一套基于规则匹配的轻量级合同风控规则库，能够在不借助复杂NLP模型的前提下识别常见风险条款[3]。然而，上述研究大多聚焦于单一功能模块，尚未形成集房东身份透明化、费用标准化、智能推荐和合同风控于一体的完整方案。</w:t>
+        <w:t>国内研究主要关注平台功能完善与交易效率提升。自如、贝壳、安居客等在房源聚合、线上沟通和电子签约方面已较成熟，但关键信息披露仍不充分。已有研究指出，转租与中介代管房源缺少统一、醒目的身份标识，租客在浏览阶段难以判断交易对象性质，容易放大决策风险[1]。关于费用透明的调研也表明，水电等生活成本披露不足是青年租客投诉高发原因，计费规则不清会抬高实际租住支出[2]。技术层面，混合推荐模型在租房匹配中的有效性已被验证[4]，Activiti在审批自动化中的可行性也较明确[6]，基于规则库的轻量级合同风控方法可识别常见风险条款[3]。但现有成果多停留在推荐、流程或风控的单点优化，缺少面向业务闭环的一体化落地方案。</w:t>
       </w:r>
     </w:p>
     <w:p>
@@ -215,11 +212,7 @@
         </w:rPr>
       </w:pPr>
       <w:r>
-        <w:rPr>
-          <w:lang w:eastAsia="zh-CN"/>
-        </w:rPr>
-        <w:lastRenderedPageBreak/>
-        <w:t>国外方面，Zillow、Airbnb、ImmobilienScout24等平台在房源推荐和信用体系建设方面走在前列。Chen等（2023）在Zillow平台上引入图神经网络对用户与房源关系进行建模，推荐准确率得到显著提升[16]。Müller与Schmidt（2024）开发了基于规则引擎的租赁合同审查工具，可自动标记押金过高、维修责任缺失等不公平条款，并在柏林进行了试点[17]。Tan等（2023）提出的可信房东认证体系通过对接政府产权数据库验证房东身份，使欺诈风险下降了41%[18]。不过，这些方案多依赖较高成本的基础设施（如政府数据接口、大规模算力），在国内现有条件下直接移植存在适配性困难。总体而言，当前国内外在信息透明机制与智能服务手段的深度融合方面仍有较大的探索空间。</w:t>
+        <w:t>国外平台更强调“算法能力+制度约束”的协同建设。Zillow、Airbnb、ImmobilienScout24等在用户画像、信用评价和交互体验方面积累较深。相关研究显示，引入图神经网络后，用户—房源关系建模精度和推荐效果可明显提升[16]；基于规则引擎的合同审查工具能够自动识别押金过高、维修责任缺失等不公平条款，并已在城市试点中取得成效[17]；通过对接权属数据库开展房东真实性核验，也被证明可降低欺诈风险[18]。同时，欧盟数字服务法案对平台主体标识提出更明确要求，为信息披露提供了制度支撑[8]。不过，这类方案通常依赖高质量公共数据接口、完善信用基础设施和较高算力投入，直接移植到国内场景成本较高。总体看，如何在本土技术与监管条件下实现“身份透明、费用透明、推荐智能、合同风控前置”的系统化融合，仍是本课题需要解决的关键问题。</w:t>
       </w:r>
     </w:p>
     <w:p>

--- a/docs/毕业论文绪论.docx
+++ b/docs/毕业论文绪论.docx
@@ -199,7 +199,7 @@
         </w:rPr>
       </w:pPr>
       <w:r>
-        <w:t>国内研究主要关注平台功能完善与交易效率提升。自如、贝壳、安居客等在房源聚合、线上沟通和电子签约方面已较成熟，但关键信息披露仍不充分。已有研究指出，转租与中介代管房源缺少统一、醒目的身份标识，租客在浏览阶段难以判断交易对象性质，容易放大决策风险[1]。关于费用透明的调研也表明，水电等生活成本披露不足是青年租客投诉高发原因，计费规则不清会抬高实际租住支出[2]。技术层面，混合推荐模型在租房匹配中的有效性已被验证[4]，Activiti在审批自动化中的可行性也较明确[6]，基于规则库的轻量级合同风控方法可识别常见风险条款[3]。但现有成果多停留在推荐、流程或风控的单点优化，缺少面向业务闭环的一体化落地方案。</w:t>
+        <w:t>国内方面，近年的研究与实践主要沿着“规范治理+平台优化”两条路径推进。政策研究强调住房租赁市场的法治化与高质量发展，提出要在主体责任、交易规则和信息披露上形成更明确约束[1][2]。在系统实现层面，基于Spring Boot与MySQL的租赁平台建设、智能匹配算法落地等工作不断增多[5][8]；个性化推荐相关综述也为协同过滤与内容融合提供了方法支撑[13][15]。同时，工作流规则库与消息驱动机制、RabbitMQ异步处理等技术已被证明可提升流程规范性与系统并发能力[14][19][20]。但现有成果仍以单模块改进为主，在房东身份显性化、费用标准统一展示、推荐与风控协同联动等方面，尚缺少面向完整业务闭环的一体化方案。</w:t>
       </w:r>
     </w:p>
     <w:p>
@@ -212,7 +212,7 @@
         </w:rPr>
       </w:pPr>
       <w:r>
-        <w:t>国外平台更强调“算法能力+制度约束”的协同建设。Zillow、Airbnb、ImmobilienScout24等在用户画像、信用评价和交互体验方面积累较深。相关研究显示，引入图神经网络后，用户—房源关系建模精度和推荐效果可明显提升[16]；基于规则引擎的合同审查工具能够自动识别押金过高、维修责任缺失等不公平条款，并已在城市试点中取得成效[17]；通过对接权属数据库开展房东真实性核验，也被证明可降低欺诈风险[18]。同时，欧盟数字服务法案对平台主体标识提出更明确要求，为信息披露提供了制度支撑[8]。不过，这类方案通常依赖高质量公共数据接口、完善信用基础设施和较高算力投入，直接移植到国内场景成本较高。总体看，如何在本土技术与监管条件下实现“身份透明、费用透明、推荐智能、合同风控前置”的系统化融合，仍是本课题需要解决的关键问题。</w:t>
+        <w:t>国外研究更重视租赁市场运行机制与数据模型应用。相关文献从租金刚性、消费波动和租客应对行为等角度揭示了租赁关系中的结构性问题，为平台治理提供了经济学与社会学依据[6][9]。在算法层面，协同过滤及实时个性化推荐在多类在线服务场景中已形成较成熟的方法体系，对租房场景的精准匹配具有借鉴价值[10][18]。总体看，国外经验在模型方法与治理框架上具有参考意义，但直接移植到国内仍受监管环境、数据基础和实施成本约束。如何结合本土条件实现“身份透明、费用透明、流程可控、风险前置”的系统化落地，仍是本课题的核心切入点。</w:t>
       </w:r>
     </w:p>
     <w:p>

--- a/docs/毕业论文绪论.docx
+++ b/docs/毕业论文绪论.docx
@@ -213,6 +213,11 @@
       </w:pPr>
       <w:r>
         <w:t>国外研究更重视租赁市场运行机制与数据模型应用。相关文献从租金刚性、消费波动和租客应对行为等角度揭示了租赁关系中的结构性问题，为平台治理提供了经济学与社会学依据[6][9]。在算法层面，协同过滤及实时个性化推荐在多类在线服务场景中已形成较成熟的方法体系，对租房场景的精准匹配具有借鉴价值[10][18]。总体看，国外经验在模型方法与治理框架上具有参考意义，但直接移植到国内仍受监管环境、数据基础和实施成本约束。如何结合本土条件实现“身份透明、费用透明、流程可控、风险前置”的系统化落地，仍是本课题的核心切入点。</w:t>
+      </w:r>
+    </w:p>
+    <w:p>
+      <w:r>
+        <w:t>综上，国内外研究已在治理机制、平台架构与推荐算法等方面形成一定基础，但在面向租赁全流程的协同整合与本土化落地上仍存在不足，因此有必要围绕身份可信、费用透明、流程可追溯和风险可预警开展系统化设计与实现。</w:t>
       </w:r>
     </w:p>
     <w:p>

--- a/docs/毕业论文绪论.docx
+++ b/docs/毕业论文绪论.docx
@@ -464,6 +464,64 @@
         <w:t>章为总结与展望，回顾全文工作，总结研究成果，分析不足之处并提出未来改进方向。</w:t>
       </w:r>
     </w:p>
+    <w:p>
+      <w:r>
+        <w:rPr>
+          <w:b/>
+          <w:sz w:val="32"/>
+        </w:rPr>
+        <w:t>2 相关技术介绍</w:t>
+      </w:r>
+    </w:p>
+    <w:p>
+      <w:r>
+        <w:rPr>
+          <w:b/>
+          <w:sz w:val="28"/>
+        </w:rPr>
+        <w:t>2.1 Java语言简介</w:t>
+      </w:r>
+    </w:p>
+    <w:p>
+      <w:pPr>
+        <w:ind w:firstLine="420"/>
+      </w:pPr>
+      <w:r>
+        <w:t>Java是目前后端应用开发领域使用较为广泛的编程语言，其"一次编写、处处运行"（Write Once, Run Anywhere）的跨平台特性来源于JVM（Java虚拟机）机制：源代码经编译器统一生成字节码，再由各平台上安装的JVM负责解释执行，从而消除了不同操作系统之间的运行差异。除跨平台能力外，Java内置垃圾回收机制，由JVM自动管理堆内存的分配与释放，一定程度上降低了内存泄漏等问题的发生概率。</w:t>
+      </w:r>
+    </w:p>
+    <w:p>
+      <w:pPr>
+        <w:ind w:firstLine="420"/>
+      </w:pPr>
+      <w:r>
+        <w:t>Java以面向对象程序设计为基础，封装、继承和多态是其三个基本特征。封装是指将类的属性与操作这些属性的方法绑定在同一个类中，同时利用访问控制修饰符（如private、protected）对外部隐藏内部实现细节，只对外暴露必要的公共接口。这样做的好处是，外部代码无法随意修改对象的内部状态，类的职责边界也因此更加清晰，有助于降低各模块之间的耦合程度，便于后期维护。</w:t>
+      </w:r>
+    </w:p>
+    <w:p>
+      <w:pPr>
+        <w:ind w:firstLine="420"/>
+      </w:pPr>
+      <w:r>
+        <w:t>继承允许子类在父类已有属性和方法的基础上进行扩展，子类可以直接复用父类的功能，也可以根据实际需要对特定方法进行重写。当多个类存在相似逻辑时，可以将共同部分提炼到父类中，避免在每个子类里重复编写相同代码，从而提高开发效率并减少潜在的不一致问题。</w:t>
+      </w:r>
+    </w:p>
+    <w:p>
+      <w:pPr>
+        <w:ind w:firstLine="420"/>
+      </w:pPr>
+      <w:r>
+        <w:t>多态是指同一个父类类型的引用变量在运行时可以指向不同的子类对象，程序根据该引用实际指向的对象类型动态调用对应的方法实现。这一机制使得调用方无需针对每种具体类型分别编写处理逻辑，通过统一的接口即可操作多种对象，提高了代码的灵活性和可扩展性。</w:t>
+      </w:r>
+    </w:p>
+    <w:p>
+      <w:pPr>
+        <w:ind w:firstLine="420"/>
+      </w:pPr>
+      <w:r>
+        <w:t>在本系统的后端设计中，封装、继承和多态均有具体应用。各功能模块的Service实现类通过实现对应接口与Controller层解耦，Entity类对外屏蔽了数据库字段的直接访问，而不同业务场景下的用户角色（租客、房东、管理员）在权限校验逻辑上也借助继承与多态减少了重复判断，整体上使代码结构较为清晰，便于后续功能的维护与扩展。</w:t>
+      </w:r>
+    </w:p>
     <w:sectPr>
       <w:pgSz w:w="12240" w:h="15840"/>
       <w:pgMar w:top="1440" w:right="1800" w:bottom="1440" w:left="1800" w:header="720" w:footer="720" w:gutter="0"/>
